--- a/Student_Performance_Prediction/Student_Performance_Prediction_System.docx
+++ b/Student_Performance_Prediction/Student_Performance_Prediction_System.docx
@@ -255,8 +255,6 @@
       <w:r>
         <w:t>Optimize resource allocation for tutoring</w:t>
       </w:r>
-      <w:bookmarkStart w:id="0" w:name="_GoBack"/>
-      <w:bookmarkEnd w:id="0"/>
     </w:p>
     <w:p>
       <w:pPr>
@@ -281,58 +279,73 @@
       </w:r>
     </w:p>
     <w:p>
-      <w:pPr>
-        <w:numPr>
-          <w:numId w:val="0"/>
-        </w:numPr>
-        <w:rPr>
-          <w:rFonts w:hint="default"/>
-        </w:rPr>
-      </w:pPr>
+      <w:bookmarkStart w:id="0" w:name="_GoBack"/>
       <w:r>
         <w:rPr>
           <w:rFonts w:hint="default"/>
           <w:color w:val="auto"/>
           <w:u w:val="none"/>
         </w:rPr>
-        <w:t>https://www.kaggle.com/code/samanyuk/student-performance/notebook</w:t>
+        <w:fldChar w:fldCharType="begin"/>
       </w:r>
-    </w:p>
-    <w:p>
-      <w:pPr>
-        <w:numPr>
-          <w:numId w:val="0"/>
-        </w:numPr>
-        <w:rPr>
-          <w:rFonts w:hint="default"/>
-        </w:rPr>
-      </w:pPr>
       <w:r>
         <w:rPr>
           <w:rFonts w:hint="default"/>
+          <w:color w:val="auto"/>
+          <w:u w:val="none"/>
         </w:rPr>
-        <w:t>https://www.kaggle.com/code/ghadaalaasayedali/student-performance/notebook</w:t>
+        <w:instrText xml:space="preserve"> HYPERLINK "https://www.kaggle.com/code/ghadaalaasayedali/student-performance/" </w:instrText>
+      </w:r>
+      <w:r>
+        <w:rPr>
+          <w:rFonts w:hint="default"/>
+          <w:color w:val="auto"/>
+          <w:u w:val="none"/>
+        </w:rPr>
+        <w:fldChar w:fldCharType="separate"/>
+      </w:r>
+      <w:r>
+        <w:rPr>
+          <w:rStyle w:val="20"/>
+          <w:rFonts w:hint="default"/>
+        </w:rPr>
+        <w:t>https://www.kaggle.com/code/ghadaalaasayedali/student-performance/</w:t>
+      </w:r>
+      <w:r>
+        <w:rPr>
+          <w:rFonts w:hint="default"/>
+          <w:color w:val="auto"/>
+          <w:u w:val="none"/>
+        </w:rPr>
+        <w:fldChar w:fldCharType="end"/>
       </w:r>
     </w:p>
     <w:p>
       <w:r>
+        <w:t xml:space="preserve">Size: </w:t>
+      </w:r>
+      <w:r>
         <w:rPr>
           <w:rFonts w:hint="default"/>
+          <w:lang w:val="en-PH"/>
         </w:rPr>
-        <w:t>https://www.kaggle.com/code/karim3ehab/student-performance/notebook</w:t>
+        <w:t>2</w:t>
+      </w:r>
+      <w:r>
+        <w:t>5</w:t>
+      </w:r>
+      <w:r>
+        <w:rPr>
+          <w:rFonts w:hint="default"/>
+          <w:lang w:val="en-PH"/>
+        </w:rPr>
+        <w:t>0</w:t>
+      </w:r>
+      <w:r>
+        <w:t xml:space="preserve">00 records </w:t>
       </w:r>
     </w:p>
-    <w:p>
-      <w:r>
-        <w:t>Source: Synthetic dataset created for demonstration (can be replaced with real data)</w:t>
-      </w:r>
-    </w:p>
-    <w:p/>
-    <w:p>
-      <w:r>
-        <w:t>Size: 500 records × 10 features</w:t>
-      </w:r>
-    </w:p>
+    <w:bookmarkEnd w:id="0"/>
     <w:p/>
     <w:p>
       <w:pPr>
@@ -1477,7 +1490,7 @@
     <w:lsdException w:qFormat="1" w:unhideWhenUsed="0" w:uiPriority="70" w:semiHidden="0" w:name="Dark List Accent 1"/>
     <w:lsdException w:unhideWhenUsed="0" w:uiPriority="71" w:semiHidden="0" w:name="Colorful Shading Accent 1"/>
     <w:lsdException w:unhideWhenUsed="0" w:uiPriority="72" w:semiHidden="0" w:name="Colorful List Accent 1"/>
-    <w:lsdException w:unhideWhenUsed="0" w:uiPriority="73" w:semiHidden="0" w:name="Colorful Grid Accent 1"/>
+    <w:lsdException w:qFormat="1" w:unhideWhenUsed="0" w:uiPriority="73" w:semiHidden="0" w:name="Colorful Grid Accent 1"/>
     <w:lsdException w:unhideWhenUsed="0" w:uiPriority="60" w:semiHidden="0" w:name="Light Shading Accent 2"/>
     <w:lsdException w:qFormat="1" w:unhideWhenUsed="0" w:uiPriority="61" w:semiHidden="0" w:name="Light List Accent 2"/>
     <w:lsdException w:unhideWhenUsed="0" w:uiPriority="62" w:semiHidden="0" w:name="Light Grid Accent 2"/>
@@ -1491,7 +1504,7 @@
     <w:lsdException w:unhideWhenUsed="0" w:uiPriority="70" w:semiHidden="0" w:name="Dark List Accent 2"/>
     <w:lsdException w:unhideWhenUsed="0" w:uiPriority="71" w:semiHidden="0" w:name="Colorful Shading Accent 2"/>
     <w:lsdException w:unhideWhenUsed="0" w:uiPriority="72" w:semiHidden="0" w:name="Colorful List Accent 2"/>
-    <w:lsdException w:unhideWhenUsed="0" w:uiPriority="73" w:semiHidden="0" w:name="Colorful Grid Accent 2"/>
+    <w:lsdException w:qFormat="1" w:unhideWhenUsed="0" w:uiPriority="73" w:semiHidden="0" w:name="Colorful Grid Accent 2"/>
     <w:lsdException w:qFormat="1" w:unhideWhenUsed="0" w:uiPriority="60" w:semiHidden="0" w:name="Light Shading Accent 3"/>
     <w:lsdException w:qFormat="1" w:unhideWhenUsed="0" w:uiPriority="61" w:semiHidden="0" w:name="Light List Accent 3"/>
     <w:lsdException w:unhideWhenUsed="0" w:uiPriority="62" w:semiHidden="0" w:name="Light Grid Accent 3"/>
@@ -13067,6 +13080,7 @@
   <w:style w:type="table" w:styleId="130">
     <w:name w:val="Colorful Grid Accent 1"/>
     <w:basedOn w:val="12"/>
+    <w:qFormat/>
     <w:uiPriority w:val="73"/>
     <w:pPr>
       <w:spacing w:after="0" w:line="240" w:lineRule="auto"/>
@@ -13163,6 +13177,7 @@
   <w:style w:type="table" w:styleId="131">
     <w:name w:val="Colorful Grid Accent 2"/>
     <w:basedOn w:val="12"/>
+    <w:qFormat/>
     <w:uiPriority w:val="73"/>
     <w:pPr>
       <w:spacing w:after="0" w:line="240" w:lineRule="auto"/>
@@ -13644,12 +13659,14 @@
     <w:name w:val="Header Char"/>
     <w:basedOn w:val="11"/>
     <w:link w:val="19"/>
+    <w:qFormat/>
     <w:uiPriority w:val="99"/>
   </w:style>
   <w:style w:type="character" w:customStyle="1" w:styleId="137">
     <w:name w:val="Footer Char"/>
     <w:basedOn w:val="11"/>
     <w:link w:val="18"/>
+    <w:qFormat/>
     <w:uiPriority w:val="99"/>
   </w:style>
   <w:style w:type="paragraph" w:styleId="138">
@@ -13705,6 +13722,7 @@
     <w:name w:val="Heading 3 Char"/>
     <w:basedOn w:val="11"/>
     <w:link w:val="4"/>
+    <w:qFormat/>
     <w:uiPriority w:val="9"/>
     <w:rPr>
       <w:rFonts w:asciiTheme="majorHAnsi" w:hAnsiTheme="majorHAnsi" w:eastAsiaTheme="majorEastAsia" w:cstheme="majorBidi"/>
@@ -13768,6 +13786,7 @@
     <w:name w:val="Body Text Char"/>
     <w:basedOn w:val="11"/>
     <w:link w:val="13"/>
+    <w:qFormat/>
     <w:uiPriority w:val="99"/>
   </w:style>
   <w:style w:type="character" w:customStyle="1" w:styleId="146">
@@ -13781,6 +13800,7 @@
     <w:name w:val="Body Text 3 Char"/>
     <w:basedOn w:val="11"/>
     <w:link w:val="15"/>
+    <w:qFormat/>
     <w:uiPriority w:val="99"/>
     <w:rPr>
       <w:sz w:val="16"/>
@@ -13821,6 +13841,7 @@
     <w:name w:val="Quote Char"/>
     <w:basedOn w:val="11"/>
     <w:link w:val="149"/>
+    <w:qFormat/>
     <w:uiPriority w:val="29"/>
     <w:rPr>
       <w:i/>
@@ -13884,6 +13905,7 @@
     <w:basedOn w:val="11"/>
     <w:link w:val="8"/>
     <w:semiHidden/>
+    <w:qFormat/>
     <w:uiPriority w:val="9"/>
     <w:rPr>
       <w:rFonts w:asciiTheme="majorHAnsi" w:hAnsiTheme="majorHAnsi" w:eastAsiaTheme="majorEastAsia" w:cstheme="majorBidi"/>
@@ -13974,6 +13996,7 @@
     <w:name w:val="Intense Quote Char"/>
     <w:basedOn w:val="11"/>
     <w:link w:val="157"/>
+    <w:qFormat/>
     <w:uiPriority w:val="30"/>
     <w:rPr>
       <w:b/>
